--- a/public/fun/forms/이력서_고객센터·CS상담원_1_정석형.docx
+++ b/public/fun/forms/이력서_고객센터·CS상담원_1_정석형.docx
@@ -234,6 +234,200 @@
           <w:color w:val="1C4954"/>
           <w:sz w:val="22"/>
         </w:rPr>
+        <w:t>자격 · 학력</w:t>
+      </w:r>
+    </w:p>
+    <w:tbl>
+      <w:tblPr>
+        <w:tblW w:w="10350" w:type="dxa"/>
+        <w:jc w:val="left"/>
+        <w:tblBorders>
+          <w:top w:val="single" w:sz="4" w:space="0" w:color="C3D2D5"/>
+          <w:left w:val="single" w:sz="4" w:space="0" w:color="C3D2D5"/>
+          <w:bottom w:val="single" w:sz="4" w:space="0" w:color="C3D2D5"/>
+          <w:right w:val="single" w:sz="4" w:space="0" w:color="C3D2D5"/>
+          <w:insideH w:val="single" w:sz="4" w:space="0" w:color="C3D2D5"/>
+          <w:insideV w:val="single" w:sz="4" w:space="0" w:color="C3D2D5"/>
+        </w:tblBorders>
+        <w:tblLayout w:type="fixed"/>
+        <w:tblCellMar>
+          <w:top w:w="40" w:type="dxa"/>
+          <w:left w:w="80" w:type="dxa"/>
+          <w:bottom w:w="40" w:type="dxa"/>
+          <w:right w:w="80" w:type="dxa"/>
+        </w:tblCellMar>
+        <w:tblLook w:firstColumn="1" w:firstRow="1" w:lastColumn="0" w:lastRow="0" w:noHBand="0" w:noVBand="1" w:val="04A0"/>
+      </w:tblPr>
+      <w:tblGrid>
+        <w:gridCol w:w="2070"/>
+        <w:gridCol w:w="4140"/>
+        <w:gridCol w:w="4140"/>
+      </w:tblGrid>
+      <w:tr>
+        <w:trPr>
+          <w:trHeight w:val="420" w:hRule="atLeast"/>
+          <w:cantSplit/>
+        </w:trPr>
+        <w:tc>
+          <w:tcPr>
+            <w:tcW w:type="dxa" w:w="2070"/>
+            <w:shd w:val="clear" w:color="auto" w:fill="F1F5F6"/>
+            <w:vAlign w:val="center"/>
+          </w:tcPr>
+          <w:p>
+            <w:pPr>
+              <w:spacing w:before="0" w:after="0"/>
+              <w:jc w:val="center"/>
+            </w:pPr>
+            <w:r>
+              <w:rPr>
+                <w:b/>
+                <w:color w:val="1C4954"/>
+                <w:sz w:val="19"/>
+              </w:rPr>
+              <w:t>취득일</w:t>
+            </w:r>
+          </w:p>
+        </w:tc>
+        <w:tc>
+          <w:tcPr>
+            <w:tcW w:type="dxa" w:w="4140"/>
+            <w:shd w:val="clear" w:color="auto" w:fill="F1F5F6"/>
+            <w:vAlign w:val="center"/>
+          </w:tcPr>
+          <w:p>
+            <w:pPr>
+              <w:spacing w:before="0" w:after="0"/>
+              <w:jc w:val="center"/>
+            </w:pPr>
+            <w:r>
+              <w:rPr>
+                <w:b/>
+                <w:color w:val="1C4954"/>
+                <w:sz w:val="19"/>
+              </w:rPr>
+              <w:t>자격 · 학교</w:t>
+            </w:r>
+          </w:p>
+        </w:tc>
+        <w:tc>
+          <w:tcPr>
+            <w:tcW w:type="dxa" w:w="4140"/>
+            <w:shd w:val="clear" w:color="auto" w:fill="F1F5F6"/>
+            <w:vAlign w:val="center"/>
+          </w:tcPr>
+          <w:p>
+            <w:pPr>
+              <w:spacing w:before="0" w:after="0"/>
+              <w:jc w:val="center"/>
+            </w:pPr>
+            <w:r>
+              <w:rPr>
+                <w:b/>
+                <w:color w:val="1C4954"/>
+                <w:sz w:val="19"/>
+              </w:rPr>
+              <w:t>내 용</w:t>
+            </w:r>
+          </w:p>
+        </w:tc>
+      </w:tr>
+      <w:tr>
+        <w:trPr>
+          <w:trHeight w:val="465" w:hRule="atLeast"/>
+          <w:cantSplit/>
+        </w:trPr>
+        <w:tc>
+          <w:tcPr>
+            <w:tcW w:type="dxa" w:w="2070"/>
+            <w:vAlign w:val="center"/>
+          </w:tcPr>
+          <w:p>
+            <w:pPr>
+              <w:spacing w:before="0" w:after="0"/>
+              <w:jc w:val="left"/>
+            </w:pPr>
+            <w:r>
+              <w:rPr>
+                <w:color w:val="A9B0B8"/>
+                <w:sz w:val="16"/>
+              </w:rPr>
+              <w:t>예) 2023.05.</w:t>
+            </w:r>
+          </w:p>
+        </w:tc>
+        <w:tc>
+          <w:tcPr>
+            <w:tcW w:type="dxa" w:w="4140"/>
+            <w:vAlign w:val="center"/>
+          </w:tcPr>
+          <w:p/>
+        </w:tc>
+        <w:tc>
+          <w:tcPr>
+            <w:tcW w:type="dxa" w:w="4140"/>
+            <w:vAlign w:val="center"/>
+          </w:tcPr>
+          <w:p>
+            <w:pPr>
+              <w:spacing w:before="0" w:after="0"/>
+              <w:jc w:val="left"/>
+            </w:pPr>
+            <w:r>
+              <w:rPr>
+                <w:color w:val="A9B0B8"/>
+                <w:sz w:val="16"/>
+              </w:rPr>
+              <w:t>배운 점 · 활동 내용</w:t>
+            </w:r>
+          </w:p>
+        </w:tc>
+      </w:tr>
+      <w:tr>
+        <w:trPr>
+          <w:trHeight w:val="465" w:hRule="atLeast"/>
+          <w:cantSplit/>
+        </w:trPr>
+        <w:tc>
+          <w:tcPr>
+            <w:tcW w:type="dxa" w:w="2070"/>
+            <w:vAlign w:val="center"/>
+          </w:tcPr>
+          <w:p/>
+        </w:tc>
+        <w:tc>
+          <w:tcPr>
+            <w:tcW w:type="dxa" w:w="4140"/>
+            <w:vAlign w:val="center"/>
+          </w:tcPr>
+          <w:p/>
+        </w:tc>
+        <w:tc>
+          <w:tcPr>
+            <w:tcW w:type="dxa" w:w="4140"/>
+            <w:vAlign w:val="center"/>
+          </w:tcPr>
+          <w:p/>
+        </w:tc>
+      </w:tr>
+    </w:tbl>
+    <w:p>
+      <w:pPr>
+        <w:keepNext/>
+        <w:pBdr>
+          <w:left w:val="single" w:sz="36" w:space="6" w:color="387A8A"/>
+        </w:pBdr>
+        <w:spacing w:before="240" w:after="80"/>
+        <w:ind w:left="140"/>
+        <w:jc w:val="left"/>
+      </w:pPr>
+      <w:r>
+        <w:rPr>
+          <w:rFonts w:ascii="맑은 고딕" w:hAnsi="맑은 고딕" w:eastAsia="맑은 고딕" w:cs="맑은 고딕"/>
+          <w:b/>
+          <w:color w:val="1C4954"/>
+          <w:sz w:val="22"/>
+        </w:rPr>
         <w:t>상담 경력</w:t>
       </w:r>
     </w:p>
@@ -364,7 +558,19 @@
             <w:tcW w:type="dxa" w:w="2070"/>
             <w:vAlign w:val="center"/>
           </w:tcPr>
-          <w:p/>
+          <w:p>
+            <w:pPr>
+              <w:spacing w:before="0" w:after="0"/>
+              <w:jc w:val="left"/>
+            </w:pPr>
+            <w:r>
+              <w:rPr>
+                <w:color w:val="A9B0B8"/>
+                <w:sz w:val="16"/>
+              </w:rPr>
+              <w:t>예) 2022.03 ~ 2024.02</w:t>
+            </w:r>
+          </w:p>
         </w:tc>
         <w:tc>
           <w:tcPr>
@@ -638,7 +844,19 @@
             <w:tcW w:type="dxa" w:w="2070"/>
             <w:vAlign w:val="center"/>
           </w:tcPr>
-          <w:p/>
+          <w:p>
+            <w:pPr>
+              <w:spacing w:before="0" w:after="0"/>
+              <w:jc w:val="left"/>
+            </w:pPr>
+            <w:r>
+              <w:rPr>
+                <w:color w:val="A9B0B8"/>
+                <w:sz w:val="16"/>
+              </w:rPr>
+              <w:t>예) 2023</w:t>
+            </w:r>
+          </w:p>
         </w:tc>
         <w:tc>
           <w:tcPr>
@@ -659,7 +877,19 @@
             <w:tcW w:type="dxa" w:w="2760"/>
             <w:vAlign w:val="center"/>
           </w:tcPr>
-          <w:p/>
+          <w:p>
+            <w:pPr>
+              <w:spacing w:before="0" w:after="0"/>
+              <w:jc w:val="left"/>
+            </w:pPr>
+            <w:r>
+              <w:rPr>
+                <w:color w:val="A9B0B8"/>
+                <w:sz w:val="16"/>
+              </w:rPr>
+              <w:t>우수 · 장학 등</w:t>
+            </w:r>
+          </w:p>
         </w:tc>
       </w:tr>
       <w:tr>
@@ -1114,176 +1344,6 @@
     </w:tbl>
     <w:p>
       <w:pPr>
-        <w:keepNext/>
-        <w:pBdr>
-          <w:left w:val="single" w:sz="36" w:space="6" w:color="387A8A"/>
-        </w:pBdr>
-        <w:spacing w:before="240" w:after="80"/>
-        <w:ind w:left="140"/>
-        <w:jc w:val="left"/>
-      </w:pPr>
-      <w:r>
-        <w:rPr>
-          <w:rFonts w:ascii="맑은 고딕" w:hAnsi="맑은 고딕" w:eastAsia="맑은 고딕" w:cs="맑은 고딕"/>
-          <w:b/>
-          <w:color w:val="1C4954"/>
-          <w:sz w:val="22"/>
-        </w:rPr>
-        <w:t>자격 · 학력</w:t>
-      </w:r>
-    </w:p>
-    <w:tbl>
-      <w:tblPr>
-        <w:tblW w:w="10350" w:type="dxa"/>
-        <w:jc w:val="left"/>
-        <w:tblBorders>
-          <w:top w:val="single" w:sz="4" w:space="0" w:color="C3D2D5"/>
-          <w:left w:val="single" w:sz="4" w:space="0" w:color="C3D2D5"/>
-          <w:bottom w:val="single" w:sz="4" w:space="0" w:color="C3D2D5"/>
-          <w:right w:val="single" w:sz="4" w:space="0" w:color="C3D2D5"/>
-          <w:insideH w:val="single" w:sz="4" w:space="0" w:color="C3D2D5"/>
-          <w:insideV w:val="single" w:sz="4" w:space="0" w:color="C3D2D5"/>
-        </w:tblBorders>
-        <w:tblLayout w:type="fixed"/>
-        <w:tblCellMar>
-          <w:top w:w="40" w:type="dxa"/>
-          <w:left w:w="80" w:type="dxa"/>
-          <w:bottom w:w="40" w:type="dxa"/>
-          <w:right w:w="80" w:type="dxa"/>
-        </w:tblCellMar>
-        <w:tblLook w:firstColumn="1" w:firstRow="1" w:lastColumn="0" w:lastRow="0" w:noHBand="0" w:noVBand="1" w:val="04A0"/>
-      </w:tblPr>
-      <w:tblGrid>
-        <w:gridCol w:w="2070"/>
-        <w:gridCol w:w="4140"/>
-        <w:gridCol w:w="4140"/>
-      </w:tblGrid>
-      <w:tr>
-        <w:trPr>
-          <w:trHeight w:val="420" w:hRule="atLeast"/>
-          <w:cantSplit/>
-        </w:trPr>
-        <w:tc>
-          <w:tcPr>
-            <w:tcW w:type="dxa" w:w="2070"/>
-            <w:shd w:val="clear" w:color="auto" w:fill="F1F5F6"/>
-            <w:vAlign w:val="center"/>
-          </w:tcPr>
-          <w:p>
-            <w:pPr>
-              <w:spacing w:before="0" w:after="0"/>
-              <w:jc w:val="center"/>
-            </w:pPr>
-            <w:r>
-              <w:rPr>
-                <w:b/>
-                <w:color w:val="1C4954"/>
-                <w:sz w:val="19"/>
-              </w:rPr>
-              <w:t>취득일</w:t>
-            </w:r>
-          </w:p>
-        </w:tc>
-        <w:tc>
-          <w:tcPr>
-            <w:tcW w:type="dxa" w:w="4140"/>
-            <w:shd w:val="clear" w:color="auto" w:fill="F1F5F6"/>
-            <w:vAlign w:val="center"/>
-          </w:tcPr>
-          <w:p>
-            <w:pPr>
-              <w:spacing w:before="0" w:after="0"/>
-              <w:jc w:val="center"/>
-            </w:pPr>
-            <w:r>
-              <w:rPr>
-                <w:b/>
-                <w:color w:val="1C4954"/>
-                <w:sz w:val="19"/>
-              </w:rPr>
-              <w:t>자격 · 학교</w:t>
-            </w:r>
-          </w:p>
-        </w:tc>
-        <w:tc>
-          <w:tcPr>
-            <w:tcW w:type="dxa" w:w="4140"/>
-            <w:shd w:val="clear" w:color="auto" w:fill="F1F5F6"/>
-            <w:vAlign w:val="center"/>
-          </w:tcPr>
-          <w:p>
-            <w:pPr>
-              <w:spacing w:before="0" w:after="0"/>
-              <w:jc w:val="center"/>
-            </w:pPr>
-            <w:r>
-              <w:rPr>
-                <w:b/>
-                <w:color w:val="1C4954"/>
-                <w:sz w:val="19"/>
-              </w:rPr>
-              <w:t>내 용</w:t>
-            </w:r>
-          </w:p>
-        </w:tc>
-      </w:tr>
-      <w:tr>
-        <w:trPr>
-          <w:trHeight w:val="465" w:hRule="atLeast"/>
-          <w:cantSplit/>
-        </w:trPr>
-        <w:tc>
-          <w:tcPr>
-            <w:tcW w:type="dxa" w:w="2070"/>
-            <w:vAlign w:val="center"/>
-          </w:tcPr>
-          <w:p/>
-        </w:tc>
-        <w:tc>
-          <w:tcPr>
-            <w:tcW w:type="dxa" w:w="4140"/>
-            <w:vAlign w:val="center"/>
-          </w:tcPr>
-          <w:p/>
-        </w:tc>
-        <w:tc>
-          <w:tcPr>
-            <w:tcW w:type="dxa" w:w="4140"/>
-            <w:vAlign w:val="center"/>
-          </w:tcPr>
-          <w:p/>
-        </w:tc>
-      </w:tr>
-      <w:tr>
-        <w:trPr>
-          <w:trHeight w:val="465" w:hRule="atLeast"/>
-          <w:cantSplit/>
-        </w:trPr>
-        <w:tc>
-          <w:tcPr>
-            <w:tcW w:type="dxa" w:w="2070"/>
-            <w:vAlign w:val="center"/>
-          </w:tcPr>
-          <w:p/>
-        </w:tc>
-        <w:tc>
-          <w:tcPr>
-            <w:tcW w:type="dxa" w:w="4140"/>
-            <w:vAlign w:val="center"/>
-          </w:tcPr>
-          <w:p/>
-        </w:tc>
-        <w:tc>
-          <w:tcPr>
-            <w:tcW w:type="dxa" w:w="4140"/>
-            <w:vAlign w:val="center"/>
-          </w:tcPr>
-          <w:p/>
-        </w:tc>
-      </w:tr>
-    </w:tbl>
-    <w:p>
-      <w:pPr>
         <w:keepNext w:val="0"/>
         <w:spacing w:before="280" w:after="0"/>
         <w:jc w:val="center"/>

--- a/public/fun/forms/이력서_고객센터·CS상담원_1_정석형.docx
+++ b/public/fun/forms/이력서_고객센터·CS상담원_1_정석형.docx
@@ -52,10 +52,10 @@
         <w:tblLook w:firstColumn="1" w:firstRow="1" w:lastColumn="0" w:lastRow="0" w:noHBand="0" w:noVBand="1" w:val="04A0"/>
       </w:tblPr>
       <w:tblGrid>
-        <w:gridCol w:w="1200"/>
+        <w:gridCol w:w="1230"/>
         <w:gridCol w:w="3975"/>
-        <w:gridCol w:w="1200"/>
-        <w:gridCol w:w="3975"/>
+        <w:gridCol w:w="1230"/>
+        <w:gridCol w:w="3915"/>
       </w:tblGrid>
       <w:tr>
         <w:trPr>
@@ -64,7 +64,7 @@
         </w:trPr>
         <w:tc>
           <w:tcPr>
-            <w:tcW w:type="dxa" w:w="1200"/>
+            <w:tcW w:type="dxa" w:w="1230"/>
             <w:shd w:val="clear" w:color="auto" w:fill="F1F5F6"/>
             <w:vAlign w:val="center"/>
           </w:tcPr>
@@ -92,7 +92,7 @@
         </w:tc>
         <w:tc>
           <w:tcPr>
-            <w:tcW w:type="dxa" w:w="1200"/>
+            <w:tcW w:type="dxa" w:w="1230"/>
             <w:shd w:val="clear" w:color="auto" w:fill="F1F5F6"/>
             <w:vAlign w:val="center"/>
           </w:tcPr>
@@ -113,7 +113,7 @@
         </w:tc>
         <w:tc>
           <w:tcPr>
-            <w:tcW w:type="dxa" w:w="3975"/>
+            <w:tcW w:type="dxa" w:w="3915"/>
             <w:vAlign w:val="center"/>
           </w:tcPr>
           <w:p/>
@@ -126,7 +126,7 @@
         </w:trPr>
         <w:tc>
           <w:tcPr>
-            <w:tcW w:type="dxa" w:w="1200"/>
+            <w:tcW w:type="dxa" w:w="1230"/>
             <w:shd w:val="clear" w:color="auto" w:fill="F1F5F6"/>
             <w:vAlign w:val="center"/>
           </w:tcPr>
@@ -154,7 +154,7 @@
         </w:tc>
         <w:tc>
           <w:tcPr>
-            <w:tcW w:type="dxa" w:w="1200"/>
+            <w:tcW w:type="dxa" w:w="1230"/>
             <w:shd w:val="clear" w:color="auto" w:fill="F1F5F6"/>
             <w:vAlign w:val="center"/>
           </w:tcPr>
@@ -175,7 +175,7 @@
         </w:tc>
         <w:tc>
           <w:tcPr>
-            <w:tcW w:type="dxa" w:w="3975"/>
+            <w:tcW w:type="dxa" w:w="3915"/>
             <w:vAlign w:val="center"/>
           </w:tcPr>
           <w:p/>
@@ -188,7 +188,7 @@
         </w:trPr>
         <w:tc>
           <w:tcPr>
-            <w:tcW w:type="dxa" w:w="1200"/>
+            <w:tcW w:type="dxa" w:w="1230"/>
             <w:shd w:val="clear" w:color="auto" w:fill="F1F5F6"/>
             <w:vAlign w:val="center"/>
           </w:tcPr>
@@ -209,7 +209,7 @@
         </w:tc>
         <w:tc>
           <w:tcPr>
-            <w:tcW w:type="dxa" w:w="9150"/>
+            <w:tcW w:type="dxa" w:w="9120"/>
             <w:gridSpan w:val="3"/>
             <w:vAlign w:val="center"/>
           </w:tcPr>

--- a/public/fun/forms/이력서_고객센터·CS상담원_1_정석형.docx
+++ b/public/fun/forms/이력서_고객센터·CS상담원_1_정석형.docx
@@ -352,7 +352,7 @@
                 <w:color w:val="A9B0B8"/>
                 <w:sz w:val="16"/>
               </w:rPr>
-              <w:t>예) 2023.05.</w:t>
+              <w:t>예) ○○○○.○○.</w:t>
             </w:r>
           </w:p>
         </w:tc>
@@ -568,7 +568,7 @@
                 <w:color w:val="A9B0B8"/>
                 <w:sz w:val="16"/>
               </w:rPr>
-              <w:t>예) 2022.03 ~ 2024.02</w:t>
+              <w:t>예) ○○○○.○○ ~ ○○○○.○○</w:t>
             </w:r>
           </w:p>
         </w:tc>
@@ -854,7 +854,7 @@
                 <w:color w:val="A9B0B8"/>
                 <w:sz w:val="16"/>
               </w:rPr>
-              <w:t>예) 2023</w:t>
+              <w:t>예) ○○○○</w:t>
             </w:r>
           </w:p>
         </w:tc>
@@ -1365,7 +1365,7 @@
         <w:rPr>
           <w:sz w:val="20"/>
         </w:rPr>
-        <w:t>20        년        월        일        작성자 :  ____________________  (서명)</w:t>
+        <w:t xml:space="preserve">          년        월        일        작성자 :  ____________________  (서명)</w:t>
       </w:r>
     </w:p>
     <w:p>
@@ -1631,7 +1631,7 @@
                 <w:color w:val="387A8A"/>
                 <w:sz w:val="19"/>
               </w:rPr>
-              <w:t>2021~현재 · ○○ 고객센터 · 일 평균 응대 90건 · 고객 만족도 4.8/5 · 첫 해결률 82%</w:t>
+              <w:t>기간 입력 · ○○ 고객센터 · 일 평균 응대 90건 · 고객 만족도 4.8/5 · 첫 해결률 82%</w:t>
             </w:r>
           </w:p>
         </w:tc>
